--- a/downloads/teacher/05 Materials/Unit 02/Handouts/Handout 02.12 - Compound Growth Table.docx
+++ b/downloads/teacher/05 Materials/Unit 02/Handouts/Handout 02.12 - Compound Growth Table.docx
@@ -25,7 +25,7 @@
         <w:pStyle w:val="BodyText"/>
       </w:pPr>
       <w:r>
-        <w:t xml:space="preserve">The rate on this sheet is 5 percent a year so the math is clean. Real savings accounts in 2026 pay from under 1 percent at big banks to about 4 percent at online banks [update].</w:t>
+        <w:t xml:space="preserve">The rate on this sheet is 5 percent a year so the math is clean. Real savings accounts in 2026 pay from under 1 percent at big banks to about 4 percent at online banks.</w:t>
       </w:r>
     </w:p>
     <w:p>
@@ -1345,22 +1345,7 @@
         </w:numPr>
       </w:pPr>
       <w:r>
-        <w:t xml:space="preserve">Redo the five-year table at 3 percent</w:t>
-      </w:r>
-      <w:r>
-        <w:t xml:space="preserve"> </w:t>
-      </w:r>
-      <w:r>
-        <w:rPr>
-          <w:rStyle w:val="TeacherNote"/>
-        </w:rPr>
-        <w:t xml:space="preserve">[update]</w:t>
-      </w:r>
-      <w:r>
-        <w:t xml:space="preserve"> </w:t>
-      </w:r>
-      <w:r>
-        <w:t xml:space="preserve">on the back. End of year 5: $______. How much does the rate matter over five years? $______ less.</w:t>
+        <w:t xml:space="preserve">Redo the five-year table at 3 percent on the back. End of year 5: $______. How much does the rate matter over five years? $______ less.</w:t>
       </w:r>
     </w:p>
     <w:p>
@@ -1382,7 +1367,7 @@
         </w:numPr>
       </w:pPr>
       <w:r>
-        <w:t xml:space="preserve">Three places for the money [update]: a big bank savings account at 0.5 percent, an online bank at 4 percent, a credit union at 3 percent. Which pays the most? ______ Name two things besides the rate that should decide where the money goes: ______________________, ______________________</w:t>
+        <w:t xml:space="preserve">Three places for the money: a big bank savings account at 0.5 percent, an online bank at 4 percent, a credit union at 3 percent. Which pays the most? ______ Name two things besides the rate that should decide where the money goes: ______________________, ______________________</w:t>
       </w:r>
     </w:p>
     <w:p>
